--- a/revisions/response_letter.docx
+++ b/revisions/response_letter.docx
@@ -51,10 +51,21 @@
         <w:pStyle w:val="BodyText"/>
       </w:pPr>
       <w:r>
-        <w:t>We are grateful to both reviewers for reading the paper so carefully. The revision is, we think, considerably better for their comments — in particular Reviewer 2’s question about the role of absence in the local-authority effect, which sent us back to the data and produced a finding that now sits much closer to the centre of the argument than it did before. We respond to each point in turn below; reviewer comments are in italics, with our response following. Section references are to the revised manuscript.</w:t>
-      </w:r>
-    </w:p>
-    <w:p/>
+        <w:t>We are grateful to both reviewers for reading the paper so carefully</w:t>
+      </w:r>
+      <w:r>
+        <w:t xml:space="preserve"> and offering some really helpful suggestions</w:t>
+      </w:r>
+      <w:r>
+        <w:t xml:space="preserve">. The revision is, we think, considerably better for their comments </w:t>
+      </w:r>
+      <w:r>
+        <w:t>-</w:t>
+      </w:r>
+      <w:r>
+        <w:t xml:space="preserve"> in particular Reviewer 2’s question about the role of absence in the local-authority effect, which sent us back to the data and produced a finding that now sits much closer to the centre of the argument than it did before. We respond to each point in turn below; reviewer comments are in italics, with our response following. Section references are to the revised manuscript.</w:t>
+      </w:r>
+    </w:p>
     <w:p>
       <w:pPr>
         <w:pStyle w:val="Heading2"/>
@@ -111,7 +122,13 @@
         <w:t>not</w:t>
       </w:r>
       <w:r>
-        <w:t xml:space="preserve"> pick up partial selection, banding, aptitude-based selection or faith-based oversubscription criteria — all of which fall into the “other non-selective” group and are consequently unmeasured here. Faith schools in particular are not separately identified in the main model.</w:t>
+        <w:t xml:space="preserve"> pick up partial selection, banding, aptitude-based selection or faith-based oversubscription criteria </w:t>
+      </w:r>
+      <w:r>
+        <w:t>-</w:t>
+      </w:r>
+      <w:r>
+        <w:t xml:space="preserve"> all of which fall into the “other non-selective” group and are consequently unmeasured here. Faith schools in particular are not separately identified in the main model.</w:t>
       </w:r>
     </w:p>
     <w:p>
@@ -151,7 +168,19 @@
       </w:r>
       <w:r>
         <w:lastRenderedPageBreak/>
-        <w:t>distinction between the two — prior attainment is inherited intake, fixed for a cohort already sitting in the school and included as a control rather than as a lever, so absence is the largest factor genuinely open to intervention — and note that concentration of disadvantage is a distant contributor whose sign depends on which pupil group you are looking at. We flag this ordering as the central empirical message of the paper.</w:t>
+        <w:t xml:space="preserve">distinction between the two </w:t>
+      </w:r>
+      <w:r>
+        <w:t>-</w:t>
+      </w:r>
+      <w:r>
+        <w:t xml:space="preserve"> prior attainment is inherited intake, fixed for a cohort already sitting in the school and included as a control rather than as a lever, so absence is the largest factor genuinely open to intervention </w:t>
+      </w:r>
+      <w:r>
+        <w:t>-</w:t>
+      </w:r>
+      <w:r>
+        <w:t xml:space="preserve"> and note that concentration of disadvantage is a distant contributor whose sign depends on which pupil group you are looking at. We flag this ordering as the central empirical message of the paper.</w:t>
       </w:r>
     </w:p>
     <w:p>
@@ -187,7 +216,19 @@
         <w:pStyle w:val="BodyText"/>
       </w:pPr>
       <w:r>
-        <w:t xml:space="preserve">Thirdly — and this was prompted by the reviewer’s phrase “observed attainment patterns” — we have been careful to say that what we model are </w:t>
+        <w:t xml:space="preserve">Thirdly </w:t>
+      </w:r>
+      <w:r>
+        <w:t>-</w:t>
+      </w:r>
+      <w:r>
+        <w:t xml:space="preserve"> and this was prompted by the reviewer’s phrase “observed attainment patterns” </w:t>
+      </w:r>
+      <w:r>
+        <w:t>-</w:t>
+      </w:r>
+      <w:r>
+        <w:t xml:space="preserve"> we have been careful to say that what we model are </w:t>
       </w:r>
       <w:r>
         <w:rPr>
@@ -210,7 +251,6 @@
         <w:t xml:space="preserve"> effects of the 2023 or 2026 local reforms. Those post-date our outcome data, and the council’s own commissioned evaluation has yet to report.</w:t>
       </w:r>
     </w:p>
-    <w:p/>
     <w:p>
       <w:pPr>
         <w:pStyle w:val="Heading2"/>
@@ -230,7 +270,21 @@
           <w:b/>
           <w:bCs/>
         </w:rPr>
-        <w:t>Section 3.2 — Loss of efficiency from a school-level-only prior-attainment control.</w:t>
+        <w:t xml:space="preserve">Section 3.2 </w:t>
+      </w:r>
+      <w:r>
+        <w:rPr>
+          <w:b/>
+          <w:bCs/>
+        </w:rPr>
+        <w:t>-</w:t>
+      </w:r>
+      <w:r>
+        <w:rPr>
+          <w:b/>
+          <w:bCs/>
+        </w:rPr>
+        <w:t xml:space="preserve"> Loss of efficiency from a school-level-only prior-attainment control.</w:t>
       </w:r>
       <w:r>
         <w:t xml:space="preserve"> </w:t>
@@ -266,7 +320,21 @@
           <w:b/>
           <w:bCs/>
         </w:rPr>
-        <w:t>Section 3.2 — Justify the log functional form; per-variable diagnostics.</w:t>
+        <w:t xml:space="preserve">Section 3.2 </w:t>
+      </w:r>
+      <w:r>
+        <w:rPr>
+          <w:b/>
+          <w:bCs/>
+        </w:rPr>
+        <w:t>-</w:t>
+      </w:r>
+      <w:r>
+        <w:rPr>
+          <w:b/>
+          <w:bCs/>
+        </w:rPr>
+        <w:t xml:space="preserve"> Justify the log functional form; per-variable diagnostics.</w:t>
       </w:r>
       <w:r>
         <w:t xml:space="preserve"> </w:t>
@@ -294,7 +362,13 @@
         <w:t>not</w:t>
       </w:r>
       <w:r>
-        <w:t xml:space="preserve"> applied uniformly. Only the four skewed, strictly-positive rate and count predictors are logged — the disadvantage, absence and EAL percentages, and teacher sickness days. The remaining predictors, </w:t>
+        <w:t xml:space="preserve"> applied uniformly. Only the four skewed, strictly-positive rate and count predictors are logged </w:t>
+      </w:r>
+      <w:r>
+        <w:t>-</w:t>
+      </w:r>
+      <w:r>
+        <w:t xml:space="preserve"> the disadvantage, absence and EAL percentages, and teacher sickness days. The remaining predictors, </w:t>
       </w:r>
       <w:r>
         <w:rPr>
@@ -304,23 +378,46 @@
         <w:t>including the prior-attainment control the reviewer specifically mentions</w:t>
       </w:r>
       <w:r>
-        <w:t xml:space="preserve">, enter linearly. Section 3.2 now works through this variable by variable. The supplementary material adds the diagnostics requested: for each logged predictor we compare logged, linear and natural-spline treatments by AIC — the log form is at or near best in each case, and the spline buys no material improvement — and we </w:t>
-      </w:r>
-      <w:r>
+        <w:t xml:space="preserve">, enter linearly. Section 3.2 now works through this variable by variable. The supplementary material adds the diagnostics requested: for each logged predictor we compare logged, linear and natural-spline treatments by AIC </w:t>
+      </w:r>
+      <w:r>
+        <w:t>-</w:t>
+      </w:r>
+      <w:r>
+        <w:t xml:space="preserve"> the log form is at or near best in each case, and the spline buys no material improvement </w:t>
+      </w:r>
+      <w:r>
+        <w:t>-</w:t>
+      </w:r>
+      <w:r>
+        <w:t xml:space="preserve"> and we provide component-plus-residual plots showing an approximately linear relationship on the log scale.</w:t>
+      </w:r>
+    </w:p>
+    <w:p>
+      <w:pPr>
+        <w:pStyle w:val="BodyText"/>
+      </w:pPr>
+      <w:r>
+        <w:rPr>
+          <w:b/>
+          <w:bCs/>
+        </w:rPr>
         <w:lastRenderedPageBreak/>
-        <w:t>provide component-plus-residual plots showing an approximately linear relationship on the log scale.</w:t>
-      </w:r>
-    </w:p>
-    <w:p>
-      <w:pPr>
-        <w:pStyle w:val="BodyText"/>
-      </w:pPr>
-      <w:r>
-        <w:rPr>
-          <w:b/>
-          <w:bCs/>
-        </w:rPr>
-        <w:t>Section 3.2 — Only low prior attainment is included; why not mean KS2 score?</w:t>
+        <w:t xml:space="preserve">Section 3.2 </w:t>
+      </w:r>
+      <w:r>
+        <w:rPr>
+          <w:b/>
+          <w:bCs/>
+        </w:rPr>
+        <w:t>-</w:t>
+      </w:r>
+      <w:r>
+        <w:rPr>
+          <w:b/>
+          <w:bCs/>
+        </w:rPr>
+        <w:t xml:space="preserve"> Only low prior attainment is included; why not mean KS2 score?</w:t>
       </w:r>
       <w:r>
         <w:t xml:space="preserve"> </w:t>
@@ -369,7 +466,13 @@
         <w:t>no</w:t>
       </w:r>
       <w:r>
-        <w:t xml:space="preserve"> prior-attainment measure is observed at all. Because the KS2 assessments of 2019-20 and 2020-21 were cancelled during the pandemic, the cohorts reaching the end of KS4 in 2024-25 and 2025-26 have no KS2 results of any kind, and the DfE publishes neither prior-attainment measures nor Progress 8 for those years — in the raw performance tables every prior-attainment field is null. Whichever measure one uses therefore has to be carry-forward imputed for that year, and both are imputable on identical terms (3,221 rows for mean KS2, 3,222 for the low-attainment share). Data availability was consequently never a reason to prefer one over the other, and we should not have implied that it was. Sections 3.1 and 3.2 now state this explicitly, with a citation to the DfE’s own statement.</w:t>
+        <w:t xml:space="preserve"> prior-attainment measure is observed at all. Because the KS2 assessments of 2019-20 and 2020-21 were cancelled during the pandemic, the cohorts reaching the end of KS4 in 2024-25 and 2025-26 have no KS2 results of any kind, and the DfE publishes neither prior-attainment measures nor Progress 8 for those years </w:t>
+      </w:r>
+      <w:r>
+        <w:t>-</w:t>
+      </w:r>
+      <w:r>
+        <w:t xml:space="preserve"> in the raw performance tables every prior-attainment field is null. Whichever measure one uses therefore has to be carry-forward imputed for that year, and both are imputable on identical terms (3,221 rows for mean KS2, 3,222 for the low-attainment share). Data availability was consequently never a reason to prefer one over the other, and we should not have implied that it was. Sections 3.1 and 3.2 now state this explicitly, with a citation to the DfE’s own statement.</w:t>
       </w:r>
     </w:p>
     <w:p>
@@ -393,7 +496,13 @@
         <w:t>t</w:t>
       </w:r>
       <w:r>
-        <w:t xml:space="preserve"> = −0.45) — mean KS2 simply absorbs it.</w:t>
+        <w:t xml:space="preserve"> = −0.45) </w:t>
+      </w:r>
+      <w:r>
+        <w:t>-</w:t>
+      </w:r>
+      <w:r>
+        <w:t xml:space="preserve"> mean KS2 simply absorbs it.</w:t>
       </w:r>
     </w:p>
     <w:p>
@@ -420,7 +529,13 @@
         <w:t>The absence coefficient is essentially unchanged</w:t>
       </w:r>
       <w:r>
-        <w:t xml:space="preserve"> — it moves by under 3% in either pupil group. The central finding of the paper does not depend on this choice at all.</w:t>
+        <w:t xml:space="preserve"> </w:t>
+      </w:r>
+      <w:r>
+        <w:t>-</w:t>
+      </w:r>
+      <w:r>
+        <w:t xml:space="preserve"> it moves by under 3% in either pupil group. The central finding of the paper does not depend on this choice at all.</w:t>
       </w:r>
     </w:p>
     <w:p>
@@ -455,7 +570,6 @@
           <w:b/>
           <w:bCs/>
         </w:rPr>
-        <w:lastRenderedPageBreak/>
         <w:t>The contested positive coefficient for disadvantaged pupils becomes much clearer</w:t>
       </w:r>
       <w:r>
@@ -485,6 +599,7 @@
           <w:b/>
           <w:bCs/>
         </w:rPr>
+        <w:lastRenderedPageBreak/>
         <w:t>The ordering of the standardised coefficients changes, and we have rewritten section 4.3 accordingly.</w:t>
       </w:r>
       <w:r>
@@ -522,7 +637,19 @@
         <w:t xml:space="preserve"> top 10%</w:t>
       </w:r>
       <w:r>
-        <w:t xml:space="preserve"> of authorities and the substantive argument of section 5.2 is unaffected — if anything the gap between the conditional and unconditional rankings widens slightly — but the earlier “7th” partly reflected the weaker control, and we have updated the abstract, introduction, section 5.2 and section 6.5 accordingly rather than quietly restating it.</w:t>
+        <w:t xml:space="preserve"> of authorities and the substantive argument of section 5.2 is unaffected </w:t>
+      </w:r>
+      <w:r>
+        <w:t>-</w:t>
+      </w:r>
+      <w:r>
+        <w:t xml:space="preserve"> if anything the gap between the conditional and unconditional rankings widens slightly </w:t>
+      </w:r>
+      <w:r>
+        <w:t>-</w:t>
+      </w:r>
+      <w:r>
+        <w:t xml:space="preserve"> but the earlier “7th” partly reflected the weaker control, and we have updated the abstract, introduction, section 5.2 and section 6.5 accordingly rather than quietly restating it.</w:t>
       </w:r>
     </w:p>
     <w:p>
@@ -542,7 +669,21 @@
           <w:b/>
           <w:bCs/>
         </w:rPr>
-        <w:t>Section 4.2 — Why is Ofsted a random effect rather than an ordinal fixed effect?</w:t>
+        <w:t xml:space="preserve">Section 4.2 </w:t>
+      </w:r>
+      <w:r>
+        <w:rPr>
+          <w:b/>
+          <w:bCs/>
+        </w:rPr>
+        <w:t>-</w:t>
+      </w:r>
+      <w:r>
+        <w:rPr>
+          <w:b/>
+          <w:bCs/>
+        </w:rPr>
+        <w:t xml:space="preserve"> Why is Ofsted a random effect rather than an ordinal fixed effect?</w:t>
       </w:r>
       <w:r>
         <w:t xml:space="preserve"> </w:t>
@@ -560,7 +701,19 @@
         <w:pStyle w:val="BodyText"/>
       </w:pPr>
       <w:r>
-        <w:t xml:space="preserve">This is a fair point. We now justify the choice in section 4.2 and, more usefully, show in the supplementary material that it makes no substantive difference: treating Ofsted as a categorical fixed effect leaves every other coefficient unchanged to three or four significant figures, and does not move Brighton and Hove’s rank. We report the fixed-effect per-band coefficients in section 4.2 — relative to Outstanding, roughly 1.9, 4.0 and 4.5 Attainment 8 points lower for Good, Requires Improvement and Inadequate respectively — and note that because the scale flattens markedly at the bottom, a </w:t>
+        <w:t xml:space="preserve">This is a fair point. We now justify the choice in section 4.2 and, more usefully, show in the supplementary material that it makes no substantive difference: treating Ofsted as a categorical fixed effect leaves every other coefficient unchanged to three or four significant figures, and does not move Brighton and Hove’s rank. We report the fixed-effect per-band coefficients in section 4.2 </w:t>
+      </w:r>
+      <w:r>
+        <w:t>-</w:t>
+      </w:r>
+      <w:r>
+        <w:t xml:space="preserve"> relative to Outstanding, roughly 1.9, 4.0 and 4.5 Attainment 8 points lower for Good, Requires Improvement and Inadequate respectively </w:t>
+      </w:r>
+      <w:r>
+        <w:t>-</w:t>
+      </w:r>
+      <w:r>
+        <w:t xml:space="preserve"> and note that because the scale flattens markedly at the bottom, a </w:t>
       </w:r>
       <w:r>
         <w:rPr>
@@ -570,33 +723,44 @@
         <w:t>linear ordinal</w:t>
       </w:r>
       <w:r>
-        <w:t xml:space="preserve"> term would misrepresent it. That is an argument for the categorical form rather than the ordinal one the reviewer suggests. We also now treat Ofsted explicitly as a contextual control rather than a </w:t>
-      </w:r>
-      <w:r>
+        <w:t xml:space="preserve"> term would misrepresent it. That is an argument for the categorical form rather than the ordinal one the reviewer suggests. We also now treat Ofsted explicitly as a contextual control rather than a causal factor, since inspection judgements are formed with sight of a school’s results. Consistent with that, dropping Ofsted entirely </w:t>
+      </w:r>
+      <w:r>
+        <w:rPr>
+          <w:i/>
+          <w:iCs/>
+        </w:rPr>
+        <w:t>increases</w:t>
+      </w:r>
+      <w:r>
+        <w:t xml:space="preserve"> the absence coefficient by 12–15%, so its inclusion makes our headline absence estimate conservative if anything.</w:t>
+      </w:r>
+    </w:p>
+    <w:p>
+      <w:pPr>
+        <w:pStyle w:val="BodyText"/>
+      </w:pPr>
+      <w:r>
+        <w:rPr>
+          <w:b/>
+          <w:bCs/>
+        </w:rPr>
         <w:lastRenderedPageBreak/>
-        <w:t xml:space="preserve">causal factor, since inspection judgements are formed with sight of a school’s results. Consistent with that, dropping Ofsted entirely </w:t>
-      </w:r>
-      <w:r>
-        <w:rPr>
-          <w:i/>
-          <w:iCs/>
-        </w:rPr>
-        <w:t>increases</w:t>
-      </w:r>
-      <w:r>
-        <w:t xml:space="preserve"> the absence coefficient by 12–15%, so its inclusion makes our headline absence estimate conservative if anything.</w:t>
-      </w:r>
-    </w:p>
-    <w:p>
-      <w:pPr>
-        <w:pStyle w:val="BodyText"/>
-      </w:pPr>
-      <w:r>
-        <w:rPr>
-          <w:b/>
-          <w:bCs/>
-        </w:rPr>
-        <w:t>Section 4.2 — Make the magnitude of the non-linear effects concrete.</w:t>
+        <w:t xml:space="preserve">Section 4.2 </w:t>
+      </w:r>
+      <w:r>
+        <w:rPr>
+          <w:b/>
+          <w:bCs/>
+        </w:rPr>
+        <w:t>-</w:t>
+      </w:r>
+      <w:r>
+        <w:rPr>
+          <w:b/>
+          <w:bCs/>
+        </w:rPr>
+        <w:t xml:space="preserve"> Make the magnitude of the non-linear effects concrete.</w:t>
       </w:r>
       <w:r>
         <w:t xml:space="preserve"> </w:t>
@@ -626,7 +790,21 @@
           <w:b/>
           <w:bCs/>
         </w:rPr>
-        <w:t>Section 4.3 — “Differing effects” versus “differing pupils”.</w:t>
+        <w:t xml:space="preserve">Section 4.3 </w:t>
+      </w:r>
+      <w:r>
+        <w:rPr>
+          <w:b/>
+          <w:bCs/>
+        </w:rPr>
+        <w:t>-</w:t>
+      </w:r>
+      <w:r>
+        <w:rPr>
+          <w:b/>
+          <w:bCs/>
+        </w:rPr>
+        <w:t xml:space="preserve"> “Differing effects” versus “differing pupils”.</w:t>
       </w:r>
       <w:r>
         <w:t xml:space="preserve"> </w:t>
@@ -644,19 +822,45 @@
         <w:pStyle w:val="BodyText"/>
       </w:pPr>
       <w:r>
-        <w:t>We don’t, and we now say so directly in section 4.3. Because the FSM binary can’t distinguish the depth or duration of disadvantage, the disadvantaged pupils in a high-concentration school may well differ systematically from those in a low-concentration school, and we cannot adjudicate between the two interpretations with aggregate data. We set out the two pieces of partial evidence we do have — robustness across measures makes a pure measurement artefact less likely, and the stronger association on the vocational component is suggestive of a genuine specialisation mechanism — without overstating either, and we emphasise that our policy argument holds under either interpretation. There is no evidence that concentrating disadvantaged pupils harms their attainment, and hence no support for the premise that de-concentrating them would improve it.</w:t>
-      </w:r>
-    </w:p>
-    <w:p>
-      <w:pPr>
-        <w:pStyle w:val="BodyText"/>
-      </w:pPr>
-      <w:r>
-        <w:rPr>
-          <w:b/>
-          <w:bCs/>
-        </w:rPr>
-        <w:t>Section 5.2 — Is the Brighton and Hove result justifiable when controlling for absence?</w:t>
+        <w:t xml:space="preserve">We don’t, and we now say so directly in section 4.3. Because the FSM binary can’t distinguish the depth or duration of disadvantage, the disadvantaged pupils in a high-concentration school may well differ systematically from those in a low-concentration school, and we cannot adjudicate between the two interpretations with aggregate data. We set out the two pieces of partial evidence we do have </w:t>
+      </w:r>
+      <w:r>
+        <w:t>-</w:t>
+      </w:r>
+      <w:r>
+        <w:t xml:space="preserve"> robustness across measures makes a pure measurement artefact less likely, and the stronger association on the vocational component is suggestive of a genuine specialisation mechanism </w:t>
+      </w:r>
+      <w:r>
+        <w:t>-</w:t>
+      </w:r>
+      <w:r>
+        <w:t xml:space="preserve"> without overstating either, and we emphasise that our policy argument holds under either interpretation. There is no evidence that concentrating disadvantaged pupils harms their attainment, and hence no support for the premise that de-concentrating them would improve it.</w:t>
+      </w:r>
+    </w:p>
+    <w:p>
+      <w:pPr>
+        <w:pStyle w:val="BodyText"/>
+      </w:pPr>
+      <w:r>
+        <w:rPr>
+          <w:b/>
+          <w:bCs/>
+        </w:rPr>
+        <w:t xml:space="preserve">Section 5.2 </w:t>
+      </w:r>
+      <w:r>
+        <w:rPr>
+          <w:b/>
+          <w:bCs/>
+        </w:rPr>
+        <w:t>-</w:t>
+      </w:r>
+      <w:r>
+        <w:rPr>
+          <w:b/>
+          <w:bCs/>
+        </w:rPr>
+        <w:t xml:space="preserve"> Is the Brighton and Hove result justifiable when controlling for absence?</w:t>
       </w:r>
       <w:r>
         <w:t xml:space="preserve"> </w:t>
@@ -673,78 +877,79 @@
       <w:pPr>
         <w:pStyle w:val="BodyText"/>
       </w:pPr>
-      <w:proofErr w:type="gramStart"/>
-      <w:r>
-        <w:t>We thing</w:t>
-      </w:r>
-      <w:proofErr w:type="gramEnd"/>
-      <w:r>
-        <w:t xml:space="preserve"> addressing this has really improved the paper</w:t>
-      </w:r>
-      <w:r>
-        <w:t xml:space="preserve">. We now </w:t>
-      </w:r>
-      <w:proofErr w:type="gramStart"/>
-      <w:r>
-        <w:t>report</w:t>
-      </w:r>
-      <w:proofErr w:type="gramEnd"/>
-      <w:r>
-        <w:t xml:space="preserve"> the </w:t>
-      </w:r>
-      <w:proofErr w:type="gramStart"/>
-      <w:r>
-        <w:t>local-authority</w:t>
-      </w:r>
-      <w:proofErr w:type="gramEnd"/>
-      <w:r>
-        <w:t xml:space="preserve"> effect with and without </w:t>
-      </w:r>
-      <w:proofErr w:type="gramStart"/>
-      <w:r>
-        <w:t>an absence</w:t>
-      </w:r>
-      <w:proofErr w:type="gramEnd"/>
-      <w:r>
-        <w:t xml:space="preserve"> control </w:t>
-      </w:r>
-      <w:proofErr w:type="gramStart"/>
-      <w:r>
-        <w:t>in</w:t>
-      </w:r>
-      <w:proofErr w:type="gramEnd"/>
-      <w:r>
-        <w:t xml:space="preserve"> a new table</w:t>
+      <w:r>
+        <w:t>We thing addressing this has really improved the paper</w:t>
+      </w:r>
+      <w:r>
+        <w:t>. We now report the local-authority effect with and without an absence control in a new table</w:t>
       </w:r>
       <w:r>
         <w:t xml:space="preserve"> (Table 2)</w:t>
       </w:r>
       <w:r>
-        <w:t xml:space="preserve"> in section 5.2. The result is striking and we have made it central to the argument: once absence is accounted for, the city’s schools rank 15th of 151 for disadvantaged value added — that is, results relative to intake — while without that control they rank 69th and are statistically ordinary. (These rankings reflect the mean KS2 control adopted in response to the reviewer’s earlier point; under the submitted specification they were 7th and 46th. The substantive result is unchanged, and the gap between the two is slightly wider.)</w:t>
-      </w:r>
-    </w:p>
-    <w:p>
-      <w:pPr>
-        <w:pStyle w:val="BodyText"/>
-      </w:pPr>
-      <w:r>
-        <w:t xml:space="preserve">Rather than treating this as something that undermines the finding, we now frame the distance between the two rankings — about 1.4 Attainment 8 points per disadvantaged </w:t>
+        <w:t xml:space="preserve"> in section 5.2. The result is striking and we have made it central to the argument: once absence is accounted for, the city’s schools rank 15th of 151 for disadvantaged value added </w:t>
+      </w:r>
+      <w:r>
+        <w:t>-</w:t>
+      </w:r>
+      <w:r>
+        <w:t xml:space="preserve"> that is, results relative to intake </w:t>
+      </w:r>
+      <w:r>
+        <w:t>-</w:t>
+      </w:r>
+      <w:r>
+        <w:t xml:space="preserve"> while without that control they rank 69th and are statistically ordinary. (These rankings reflect the mean KS2 control adopted in response to the reviewer’s earlier point; under the submitted specification they were 7th and 46th. The substantive result is unchanged, and the gap between the two is slightly wider.)</w:t>
+      </w:r>
+    </w:p>
+    <w:p>
+      <w:pPr>
+        <w:pStyle w:val="BodyText"/>
+      </w:pPr>
+      <w:r>
+        <w:t xml:space="preserve">Rather than treating this as something that undermines the finding, we now frame the distance between the two rankings </w:t>
+      </w:r>
+      <w:r>
+        <w:t>-</w:t>
+      </w:r>
+      <w:r>
+        <w:t xml:space="preserve"> about 1.4 Attainment 8 points per disadvantaged pupil </w:t>
+      </w:r>
+      <w:r>
+        <w:t>-</w:t>
+      </w:r>
+      <w:r>
+        <w:t xml:space="preserve"> as a direct measure of what the city’s absence problem is costing its most disadvantaged children. We also show, using the intake-predicted specification and consistent with the reviewer’s observation that absence “picks up both school and contextual variation”, that the city’s excess absence is not explained by its intake, and that its absence has, almost </w:t>
       </w:r>
       <w:r>
         <w:lastRenderedPageBreak/>
-        <w:t>pupil — as a direct measure of what the city’s absence problem is costing its most disadvantaged children. We also show, using the intake-predicted specification and consistent with the reviewer’s observation that absence “picks up both school and contextual variation”, that the city’s excess absence is not explained by its intake, and that its absence has, almost uniquely among English authorities, failed to fall since the pandemic. The knock-on qualifications have been applied to the abstract, the introduction and the retitled section 6.5, “Conditional performance and the cost of absence”. We have also noted that this reshuffling of local-authority rankings by absence is a general phenomenon, not something peculiar to Brighton and Hove.</w:t>
-      </w:r>
-    </w:p>
-    <w:p>
-      <w:pPr>
-        <w:pStyle w:val="BodyText"/>
-      </w:pPr>
-      <w:r>
-        <w:rPr>
-          <w:b/>
-          <w:bCs/>
-        </w:rPr>
-        <w:t>Section 5.5 — How amenable is attendance to school/LA action, and is there an internal inconsistency?</w:t>
+        <w:t>uniquely among English authorities, failed to fall since the pandemic. The knock-on qualifications have been applied to the abstract, the introduction and the retitled section 6.5, “Conditional performance and the cost of absence”. We have also noted that this reshuffling of local-authority rankings by absence is a general phenomenon, not something peculiar to Brighton and Hove.</w:t>
+      </w:r>
+    </w:p>
+    <w:p>
+      <w:pPr>
+        <w:pStyle w:val="BodyText"/>
+      </w:pPr>
+      <w:r>
+        <w:rPr>
+          <w:b/>
+          <w:bCs/>
+        </w:rPr>
+        <w:t xml:space="preserve">Section 5.5 </w:t>
+      </w:r>
+      <w:r>
+        <w:rPr>
+          <w:b/>
+          <w:bCs/>
+        </w:rPr>
+        <w:t>-</w:t>
+      </w:r>
+      <w:r>
+        <w:rPr>
+          <w:b/>
+          <w:bCs/>
+        </w:rPr>
+        <w:t xml:space="preserve"> How amenable is attendance to school/LA action, and is there an internal inconsistency?</w:t>
       </w:r>
       <w:r>
         <w:t xml:space="preserve"> </w:t>
@@ -762,7 +967,19 @@
         <w:pStyle w:val="BodyText"/>
       </w:pPr>
       <w:r>
-        <w:t>This is exactly the tension that the absence decomposition in section 5.5 is meant to resolve, and we have brought the discussion forward so that the reader meets it earlier. Section 2.2 now includes a paragraph on how far attendance is amenable to school-level action at all, drawing on the evidence that a substantial share of it reflects circumstances beyond the school gate — family poverty, physical and mental ill-health, SEN, and the largely exogenous post-pandemic rise — with the school-controllable portion the smaller part. That is consistent with what the decomposition finds, and we have tempered the recommendation accordingly: authority-wide improvement is unlikely to come from school-led practice-sharing alone, and more probably needs cross-</w:t>
+        <w:t xml:space="preserve">This is exactly the tension that the absence decomposition in section 5.5 is meant to resolve, and we have brought the discussion forward so that the reader meets it earlier. Section 2.2 now includes a paragraph on how far attendance is amenable to school-level action at all, drawing on the evidence that a substantial share of it reflects circumstances beyond the school gate </w:t>
+      </w:r>
+      <w:r>
+        <w:t>-</w:t>
+      </w:r>
+      <w:r>
+        <w:t xml:space="preserve"> family poverty, physical and mental ill-health, SEN, and the largely exogenous post-pandemic rise </w:t>
+      </w:r>
+      <w:r>
+        <w:t>-</w:t>
+      </w:r>
+      <w:r>
+        <w:t xml:space="preserve"> with the school-controllable portion the smaller part. That is consistent with what the decomposition finds, and we have tempered the recommendation accordingly: authority-wide improvement is unlikely to come from school-led practice-sharing alone, and more probably needs cross-</w:t>
       </w:r>
       <w:r>
         <w:t>council-</w:t>
@@ -780,7 +997,21 @@
           <w:b/>
           <w:bCs/>
         </w:rPr>
-        <w:t>Conclusion — academisation and reduced LA analytical capacity.</w:t>
+        <w:t xml:space="preserve">Conclusion </w:t>
+      </w:r>
+      <w:r>
+        <w:rPr>
+          <w:b/>
+          <w:bCs/>
+        </w:rPr>
+        <w:t>-</w:t>
+      </w:r>
+      <w:r>
+        <w:rPr>
+          <w:b/>
+          <w:bCs/>
+        </w:rPr>
+        <w:t xml:space="preserve"> academisation and reduced LA analytical capacity.</w:t>
       </w:r>
       <w:r>
         <w:t xml:space="preserve"> </w:t>
@@ -836,7 +1067,6 @@
           <w:i/>
           <w:iCs/>
         </w:rPr>
-        <w:lastRenderedPageBreak/>
         <w:t>P6: cite an example or review of the “large volume of literature”.</w:t>
       </w:r>
       <w:r>
@@ -859,7 +1089,13 @@
         <w:t>P8: “Simon” Burgess and “S” Burgess both cited.</w:t>
       </w:r>
       <w:r>
-        <w:t xml:space="preserve"> Corrected — author names are now given in full and consistently throughout the bibliography, and we have removed a duplicate entry (a working-paper and published-article pair for the same study).</w:t>
+        <w:t xml:space="preserve"> Corrected </w:t>
+      </w:r>
+      <w:r>
+        <w:t>-</w:t>
+      </w:r>
+      <w:r>
+        <w:t xml:space="preserve"> author names are now given in full and consistently throughout the bibliography, and we have removed a duplicate entry (a working-paper and published-article pair for the same study).</w:t>
       </w:r>
     </w:p>
     <w:p>
@@ -875,13 +1111,13 @@
           <w:i/>
           <w:iCs/>
         </w:rPr>
+        <w:lastRenderedPageBreak/>
         <w:t>P11: “to general” typo.</w:t>
       </w:r>
       <w:r>
         <w:t xml:space="preserve"> Corrected (section 4.1).</w:t>
       </w:r>
     </w:p>
-    <w:p/>
     <w:p>
       <w:pPr>
         <w:pStyle w:val="Heading2"/>
@@ -897,15 +1133,7 @@
         <w:pStyle w:val="FirstParagraph"/>
       </w:pPr>
       <w:r>
-        <w:t xml:space="preserve">Five further changes were made </w:t>
-      </w:r>
-      <w:proofErr w:type="gramStart"/>
-      <w:r>
-        <w:t>in the course of</w:t>
-      </w:r>
-      <w:proofErr w:type="gramEnd"/>
-      <w:r>
-        <w:t xml:space="preserve"> the revision. Most respond to lines of criticism the work has attracted since submission, and each of them seemed to us to strengthen the paper rather than simply defend it.</w:t>
+        <w:t>Five further changes were made in the course of the revision. Most respond to lines of criticism the work has attracted since submission, and each of them seemed to us to strengthen the paper rather than simply defend it.</w:t>
       </w:r>
     </w:p>
     <w:p>
@@ -930,7 +1158,13 @@
         <w:t>within-intake</w:t>
       </w:r>
       <w:r>
-        <w:t xml:space="preserve"> comparison and must not be read as an estimate of how much poverty matters to attainment, since prior attainment is itself in substantial part the accumulated product of disadvantage. The total contribution of poverty is larger than that residual coefficient implies, and we say so. This guards against a misreading our own results might otherwise invite, and it makes the much narrower quantity our models actually identify — the marginal association with school-level </w:t>
+        <w:t xml:space="preserve"> comparison and must not be read as an estimate of how much poverty matters to attainment, since prior attainment is itself in substantial part the accumulated product of disadvantage. The total contribution of poverty is larger than that residual coefficient implies, and we say so. This guards against a misreading our own results might otherwise invite, and it makes the much narrower quantity our models actually identify </w:t>
+      </w:r>
+      <w:r>
+        <w:t>-</w:t>
+      </w:r>
+      <w:r>
+        <w:t xml:space="preserve"> the marginal association with school-level </w:t>
       </w:r>
       <w:r>
         <w:rPr>
@@ -940,7 +1174,13 @@
         <w:t>concentration</w:t>
       </w:r>
       <w:r>
-        <w:t>, holding intake constant — unambiguous.</w:t>
+        <w:t xml:space="preserve">, holding intake constant </w:t>
+      </w:r>
+      <w:r>
+        <w:t>-</w:t>
+      </w:r>
+      <w:r>
+        <w:t xml:space="preserve"> unambiguous.</w:t>
       </w:r>
     </w:p>
     <w:p>
@@ -970,36 +1210,48 @@
         <w:t>3. The magnitude of school effects in context (section 6.1).</w:t>
       </w:r>
       <w:r>
-        <w:t xml:space="preserve"> The submitted version argued that redistribution is a weak lever without situating that claim in the school-effectiveness literature, where it has a long pedigree. We now note that the between-school share of variation in pupil outcomes has been put at roughly 8–15 per cent ever since Coleman (1966) — around a tenth in Smith and Tomlinson’s English study, a range confirmed across countries and phases by Teddlie and Reynolds — and that our own decomposition recovers the same order of magnitude. The point is that a redistribution </w:t>
+        <w:t xml:space="preserve"> The submitted version argued that redistribution is a weak lever without situating that claim in the school-effectiveness literature, where it has a long pedigree. We now note that the between-school share of variation in pupil outcomes has been put at roughly 8–15 per cent ever since Coleman (1966) </w:t>
+      </w:r>
+      <w:r>
+        <w:t>-</w:t>
+      </w:r>
+      <w:r>
+        <w:t xml:space="preserve"> around a tenth in Smith and Tomlinson’s English study, a range confirmed across countries and phases by Teddlie and Reynolds </w:t>
+      </w:r>
+      <w:r>
+        <w:t>-</w:t>
+      </w:r>
+      <w:r>
+        <w:t xml:space="preserve"> and that our own decomposition recovers the same order of magnitude. The point is that a redistribution policy works on the smaller term while leaving the larger one untouched. This turns an assertion of ours into a recovery of settled consensus, which we think is both stronger and more honest.</w:t>
+      </w:r>
+    </w:p>
+    <w:p>
+      <w:pPr>
+        <w:pStyle w:val="BodyText"/>
+      </w:pPr>
+      <w:r>
+        <w:rPr>
+          <w:b/>
+          <w:bCs/>
+        </w:rPr>
+        <w:t>4. Two parallel models in place of a sequential decomposition (section 5.5).</w:t>
+      </w:r>
+      <w:r>
+        <w:t xml:space="preserve"> The submitted version built the value-added axis of Figure 6 from a second-stage model that used stage 1’s </w:t>
+      </w:r>
+      <w:r>
+        <w:rPr>
+          <w:i/>
+          <w:iCs/>
+        </w:rPr>
+        <w:t>expected</w:t>
+      </w:r>
+      <w:r>
+        <w:t xml:space="preserve"> absence in place of raw absence. On re-examination that specification is not defensible: expected absence is by construction a linear combination of the intake predictors that already appear in the second stage, and regressing it on those </w:t>
       </w:r>
       <w:r>
         <w:lastRenderedPageBreak/>
-        <w:t>policy works on the smaller term while leaving the larger one untouched. This turns an assertion of ours into a recovery of settled consensus, which we think is both stronger and more honest.</w:t>
-      </w:r>
-    </w:p>
-    <w:p>
-      <w:pPr>
-        <w:pStyle w:val="BodyText"/>
-      </w:pPr>
-      <w:r>
-        <w:rPr>
-          <w:b/>
-          <w:bCs/>
-        </w:rPr>
-        <w:t>4. Two parallel models in place of a sequential decomposition (section 5.5).</w:t>
-      </w:r>
-      <w:r>
-        <w:t xml:space="preserve"> The submitted version built the value-added axis of Figure 6 from a second-stage model that used stage 1’s </w:t>
-      </w:r>
-      <w:r>
-        <w:rPr>
-          <w:i/>
-          <w:iCs/>
-        </w:rPr>
-        <w:t>expected</w:t>
-      </w:r>
-      <w:r>
-        <w:t xml:space="preserve"> absence in place of raw absence. On re-examination that specification is not defensible: expected absence is by construction a linear combination of the intake predictors that already appear in the second stage, and regressing it on those predictors together with LA and year indicators returns an </w:t>
+        <w:t xml:space="preserve">predictors together with LA and year indicators returns an </w:t>
       </w:r>
       <m:oMath>
         <m:sSup>
@@ -1037,7 +1289,13 @@
         <w:pStyle w:val="BodyText"/>
       </w:pPr>
       <w:r>
-        <w:t>We have replaced it with the simpler specification the design always implied: adjust for what a school inherits, not for what it does. The absence model is unchanged, and the attainment model now has no absence control and no workforce predictors, so that attendance management and workforce decisions sit inside the school’s contribution rather than being stripped out as controls. Because the figure uses only residuals, and collinearity affects coefficients rather than fitted values, almost nothing changes: school-level value added correlates at 0.9995 across the two specifications and 0.9% of schools shift quadrant. The supplementary material now sets out the algebra, reports that sensitivity comparison in full, and explains why we do not pursue the apparently cleaner route of giving stage 1 its own exclusion restrictions — the obvious candidates, our census neighbourhood measures, predict attainment directly and so are not valid instruments. We also flag, in the manuscript and in the code, that the second model’s coefficients cannot be read as effects: with absence omitted the disadvantage term absorbs it, roughly doubling, and every disadvantage estimate we report comes from the headline specification instead.</w:t>
+        <w:t xml:space="preserve">We have replaced it with the simpler specification the design always implied: adjust for what a school inherits, not for what it does. The absence model is unchanged, and the attainment model now has no absence control and no workforce predictors, so that attendance management and workforce decisions sit inside the school’s contribution rather than being stripped out as controls. Because the figure uses only residuals, and collinearity affects coefficients rather than fitted values, almost nothing changes: school-level value added correlates at 0.9995 across the two specifications and 0.9% of schools shift quadrant. The supplementary material now sets out the algebra, reports that sensitivity comparison in full, and explains why we do not pursue the apparently cleaner route of giving stage 1 its own exclusion restrictions </w:t>
+      </w:r>
+      <w:r>
+        <w:t>-</w:t>
+      </w:r>
+      <w:r>
+        <w:t xml:space="preserve"> the obvious candidates, our census neighbourhood measures, predict attainment directly and so are not valid instruments. We also flag, in the manuscript and in the code, that the second model’s coefficients cannot be read as effects: with absence omitted the disadvantage term absorbs it, roughly doubling, and every disadvantage estimate we report comes from the headline specification instead.</w:t>
       </w:r>
     </w:p>
     <w:p>
